--- a/Booklet_VOCAB_Loris_Monteleone.docx
+++ b/Booklet_VOCAB_Loris_Monteleone.docx
@@ -66,21 +66,12 @@
           <w:szCs w:val="24"/>
         </w:rPr>
       </w:pPr>
-      <w:proofErr w:type="gramStart"/>
       <w:r>
         <w:rPr>
           <w:sz w:val="24"/>
           <w:szCs w:val="24"/>
         </w:rPr>
-        <w:t>In order to</w:t>
-      </w:r>
-      <w:proofErr w:type="gramEnd"/>
-      <w:r>
-        <w:rPr>
-          <w:sz w:val="24"/>
-          <w:szCs w:val="24"/>
-        </w:rPr>
-        <w:t xml:space="preserve"> instruct your colleague about your complex task, the needed skills, and possible technical issues, prepare and collect your vocabulary here. Some possible examples are given. If you need more lines, insert them to the table, but you have a minimum of </w:t>
+        <w:t xml:space="preserve">In order to instruct your colleague about your complex task, the needed skills, and possible technical issues, prepare and collect your vocabulary here. Some possible examples are given. If you need more lines, insert them to the table, but you have a minimum of </w:t>
       </w:r>
       <w:r>
         <w:rPr>
@@ -1701,6 +1692,13 @@
               </w:rPr>
               <w:t xml:space="preserve"> </w:t>
             </w:r>
+            <w:r>
+              <w:rPr>
+                <w:sz w:val="24"/>
+                <w:szCs w:val="24"/>
+              </w:rPr>
+              <w:t>data analysis</w:t>
+            </w:r>
           </w:p>
         </w:tc>
         <w:tc>
@@ -1732,6 +1730,13 @@
                 <w:szCs w:val="24"/>
               </w:rPr>
               <w:t xml:space="preserve"> </w:t>
+            </w:r>
+            <w:r>
+              <w:rPr>
+                <w:sz w:val="24"/>
+                <w:szCs w:val="24"/>
+              </w:rPr>
+              <w:t>Datenanalyse</w:t>
             </w:r>
           </w:p>
         </w:tc>
@@ -1770,6 +1775,13 @@
               </w:rPr>
               <w:t xml:space="preserve"> </w:t>
             </w:r>
+            <w:r>
+              <w:rPr>
+                <w:sz w:val="24"/>
+                <w:szCs w:val="24"/>
+              </w:rPr>
+              <w:t>target audience profiling</w:t>
+            </w:r>
           </w:p>
         </w:tc>
         <w:tc>
@@ -1801,6 +1813,13 @@
                 <w:szCs w:val="24"/>
               </w:rPr>
               <w:t xml:space="preserve"> </w:t>
+            </w:r>
+            <w:r>
+              <w:rPr>
+                <w:sz w:val="24"/>
+                <w:szCs w:val="24"/>
+              </w:rPr>
+              <w:t>Zielgruppen-Profilierung</w:t>
             </w:r>
           </w:p>
         </w:tc>
@@ -1839,6 +1858,13 @@
               </w:rPr>
               <w:t xml:space="preserve"> </w:t>
             </w:r>
+            <w:r>
+              <w:rPr>
+                <w:sz w:val="24"/>
+                <w:szCs w:val="24"/>
+              </w:rPr>
+              <w:t>revenue optimization</w:t>
+            </w:r>
           </w:p>
         </w:tc>
         <w:tc>
@@ -1870,6 +1896,13 @@
                 <w:szCs w:val="24"/>
               </w:rPr>
               <w:t xml:space="preserve"> </w:t>
+            </w:r>
+            <w:r>
+              <w:rPr>
+                <w:sz w:val="24"/>
+                <w:szCs w:val="24"/>
+              </w:rPr>
+              <w:t>Ertragsoptimierung</w:t>
             </w:r>
           </w:p>
         </w:tc>
@@ -1909,6 +1942,13 @@
               <w:lastRenderedPageBreak/>
               <w:t xml:space="preserve"> </w:t>
             </w:r>
+            <w:r>
+              <w:rPr>
+                <w:sz w:val="24"/>
+                <w:szCs w:val="24"/>
+              </w:rPr>
+              <w:t>traffic measurement</w:t>
+            </w:r>
           </w:p>
         </w:tc>
         <w:tc>
@@ -1940,6 +1980,13 @@
                 <w:szCs w:val="24"/>
               </w:rPr>
               <w:t xml:space="preserve"> </w:t>
+            </w:r>
+            <w:r>
+              <w:rPr>
+                <w:sz w:val="24"/>
+                <w:szCs w:val="24"/>
+              </w:rPr>
+              <w:t>Datenverkehrs-Messung</w:t>
             </w:r>
           </w:p>
         </w:tc>
@@ -1978,6 +2025,13 @@
               </w:rPr>
               <w:t xml:space="preserve"> </w:t>
             </w:r>
+            <w:r>
+              <w:rPr>
+                <w:sz w:val="24"/>
+                <w:szCs w:val="24"/>
+              </w:rPr>
+              <w:t>layout adjustment</w:t>
+            </w:r>
           </w:p>
         </w:tc>
         <w:tc>
@@ -2009,6 +2063,13 @@
                 <w:szCs w:val="24"/>
               </w:rPr>
               <w:t xml:space="preserve"> </w:t>
+            </w:r>
+            <w:r>
+              <w:rPr>
+                <w:sz w:val="24"/>
+                <w:szCs w:val="24"/>
+              </w:rPr>
+              <w:t>Layout-Anpassung</w:t>
             </w:r>
           </w:p>
         </w:tc>
@@ -2047,6 +2108,13 @@
               </w:rPr>
               <w:t xml:space="preserve"> </w:t>
             </w:r>
+            <w:r>
+              <w:rPr>
+                <w:sz w:val="24"/>
+                <w:szCs w:val="24"/>
+              </w:rPr>
+              <w:t>performance tracking</w:t>
+            </w:r>
           </w:p>
         </w:tc>
         <w:tc>
@@ -2078,6 +2146,13 @@
                 <w:szCs w:val="24"/>
               </w:rPr>
               <w:t xml:space="preserve"> </w:t>
+            </w:r>
+            <w:r>
+              <w:rPr>
+                <w:sz w:val="24"/>
+                <w:szCs w:val="24"/>
+              </w:rPr>
+              <w:t>Leistungsüberwachung</w:t>
             </w:r>
           </w:p>
         </w:tc>
@@ -2119,27 +2194,7 @@
                 <w:sz w:val="24"/>
                 <w:szCs w:val="24"/>
               </w:rPr>
-              <w:t xml:space="preserve">Issues I </w:t>
-            </w:r>
-            <w:proofErr w:type="gramStart"/>
-            <w:r>
-              <w:rPr>
-                <w:b/>
-                <w:bCs/>
-                <w:sz w:val="24"/>
-                <w:szCs w:val="24"/>
-              </w:rPr>
-              <w:t>have to</w:t>
-            </w:r>
-            <w:proofErr w:type="gramEnd"/>
-            <w:r>
-              <w:rPr>
-                <w:b/>
-                <w:bCs/>
-                <w:sz w:val="24"/>
-                <w:szCs w:val="24"/>
-              </w:rPr>
-              <w:t xml:space="preserve"> deal with when something goes wrong:</w:t>
+              <w:t>Issues I have to deal with when something goes wrong:</w:t>
             </w:r>
           </w:p>
         </w:tc>
@@ -2529,6 +2584,13 @@
               </w:rPr>
               <w:t xml:space="preserve"> </w:t>
             </w:r>
+            <w:r>
+              <w:rPr>
+                <w:sz w:val="24"/>
+                <w:szCs w:val="24"/>
+              </w:rPr>
+              <w:t>infinite loop</w:t>
+            </w:r>
           </w:p>
         </w:tc>
         <w:tc>
@@ -2560,6 +2622,13 @@
                 <w:szCs w:val="24"/>
               </w:rPr>
               <w:t xml:space="preserve"> </w:t>
+            </w:r>
+            <w:r>
+              <w:rPr>
+                <w:sz w:val="24"/>
+                <w:szCs w:val="24"/>
+              </w:rPr>
+              <w:t>Endlosschleife</w:t>
             </w:r>
           </w:p>
         </w:tc>
@@ -2598,6 +2667,13 @@
               </w:rPr>
               <w:t xml:space="preserve"> </w:t>
             </w:r>
+            <w:r>
+              <w:rPr>
+                <w:sz w:val="24"/>
+                <w:szCs w:val="24"/>
+              </w:rPr>
+              <w:t>unexpected crash</w:t>
+            </w:r>
           </w:p>
         </w:tc>
         <w:tc>
@@ -2629,6 +2705,13 @@
                 <w:szCs w:val="24"/>
               </w:rPr>
               <w:t xml:space="preserve"> </w:t>
+            </w:r>
+            <w:r>
+              <w:rPr>
+                <w:sz w:val="24"/>
+                <w:szCs w:val="24"/>
+              </w:rPr>
+              <w:t>unerwarteter Absturz</w:t>
             </w:r>
           </w:p>
         </w:tc>
@@ -2667,6 +2750,13 @@
               </w:rPr>
               <w:t xml:space="preserve"> </w:t>
             </w:r>
+            <w:r>
+              <w:rPr>
+                <w:sz w:val="24"/>
+                <w:szCs w:val="24"/>
+              </w:rPr>
+              <w:t>array out of bounds</w:t>
+            </w:r>
           </w:p>
         </w:tc>
         <w:tc>
@@ -2698,6 +2788,13 @@
                 <w:szCs w:val="24"/>
               </w:rPr>
               <w:t xml:space="preserve"> </w:t>
+            </w:r>
+            <w:r>
+              <w:rPr>
+                <w:sz w:val="24"/>
+                <w:szCs w:val="24"/>
+              </w:rPr>
+              <w:t>Array-Indexüberschreitung</w:t>
             </w:r>
           </w:p>
         </w:tc>
@@ -2736,6 +2833,13 @@
               </w:rPr>
               <w:t xml:space="preserve"> </w:t>
             </w:r>
+            <w:r>
+              <w:rPr>
+                <w:sz w:val="24"/>
+                <w:szCs w:val="24"/>
+              </w:rPr>
+              <w:t>slow load time</w:t>
+            </w:r>
           </w:p>
         </w:tc>
         <w:tc>
@@ -2767,6 +2871,13 @@
                 <w:szCs w:val="24"/>
               </w:rPr>
               <w:t xml:space="preserve"> </w:t>
+            </w:r>
+            <w:r>
+              <w:rPr>
+                <w:sz w:val="24"/>
+                <w:szCs w:val="24"/>
+              </w:rPr>
+              <w:t>langsame Ladezeit</w:t>
             </w:r>
           </w:p>
         </w:tc>
@@ -2949,6 +3060,13 @@
               </w:rPr>
               <w:t xml:space="preserve"> </w:t>
             </w:r>
+            <w:r>
+              <w:rPr>
+                <w:sz w:val="24"/>
+                <w:szCs w:val="24"/>
+              </w:rPr>
+              <w:t>monetization</w:t>
+            </w:r>
           </w:p>
         </w:tc>
         <w:tc>
@@ -2980,6 +3098,13 @@
                 <w:szCs w:val="24"/>
               </w:rPr>
               <w:t xml:space="preserve"> </w:t>
+            </w:r>
+            <w:r>
+              <w:rPr>
+                <w:sz w:val="24"/>
+                <w:szCs w:val="24"/>
+              </w:rPr>
+              <w:t>Monetarisierung</w:t>
             </w:r>
           </w:p>
         </w:tc>
@@ -3018,6 +3143,13 @@
               </w:rPr>
               <w:t xml:space="preserve"> </w:t>
             </w:r>
+            <w:r>
+              <w:rPr>
+                <w:sz w:val="24"/>
+                <w:szCs w:val="24"/>
+              </w:rPr>
+              <w:t>bid strategy</w:t>
+            </w:r>
           </w:p>
         </w:tc>
         <w:tc>
@@ -3049,6 +3181,13 @@
                 <w:szCs w:val="24"/>
               </w:rPr>
               <w:t xml:space="preserve"> </w:t>
+            </w:r>
+            <w:r>
+              <w:rPr>
+                <w:sz w:val="24"/>
+                <w:szCs w:val="24"/>
+              </w:rPr>
+              <w:t>Gebotsstrategie</w:t>
             </w:r>
           </w:p>
         </w:tc>
@@ -3087,6 +3226,13 @@
               </w:rPr>
               <w:t xml:space="preserve"> </w:t>
             </w:r>
+            <w:r>
+              <w:rPr>
+                <w:sz w:val="24"/>
+                <w:szCs w:val="24"/>
+              </w:rPr>
+              <w:t>ad server</w:t>
+            </w:r>
           </w:p>
         </w:tc>
         <w:tc>
@@ -3118,6 +3264,13 @@
                 <w:szCs w:val="24"/>
               </w:rPr>
               <w:t xml:space="preserve"> </w:t>
+            </w:r>
+            <w:r>
+              <w:rPr>
+                <w:sz w:val="24"/>
+                <w:szCs w:val="24"/>
+              </w:rPr>
+              <w:t>Werbung Server</w:t>
             </w:r>
           </w:p>
         </w:tc>
@@ -3156,6 +3309,13 @@
               </w:rPr>
               <w:t xml:space="preserve"> </w:t>
             </w:r>
+            <w:r>
+              <w:rPr>
+                <w:sz w:val="24"/>
+                <w:szCs w:val="24"/>
+              </w:rPr>
+              <w:t>ad auction</w:t>
+            </w:r>
           </w:p>
         </w:tc>
         <w:tc>
@@ -3187,6 +3347,20 @@
                 <w:szCs w:val="24"/>
               </w:rPr>
               <w:t xml:space="preserve"> </w:t>
+            </w:r>
+            <w:r>
+              <w:rPr>
+                <w:sz w:val="24"/>
+                <w:szCs w:val="24"/>
+              </w:rPr>
+              <w:t xml:space="preserve">Werbungen </w:t>
+            </w:r>
+            <w:r>
+              <w:rPr>
+                <w:sz w:val="24"/>
+                <w:szCs w:val="24"/>
+              </w:rPr>
+              <w:t>auktion</w:t>
             </w:r>
           </w:p>
         </w:tc>
@@ -3225,6 +3399,13 @@
               </w:rPr>
               <w:t xml:space="preserve"> </w:t>
             </w:r>
+            <w:r>
+              <w:rPr>
+                <w:sz w:val="24"/>
+                <w:szCs w:val="24"/>
+              </w:rPr>
+              <w:t>cost per click</w:t>
+            </w:r>
           </w:p>
         </w:tc>
         <w:tc>
@@ -3256,6 +3437,13 @@
                 <w:szCs w:val="24"/>
               </w:rPr>
               <w:t xml:space="preserve"> </w:t>
+            </w:r>
+            <w:r>
+              <w:rPr>
+                <w:sz w:val="24"/>
+                <w:szCs w:val="24"/>
+              </w:rPr>
+              <w:t>Kosten pro Klick</w:t>
             </w:r>
           </w:p>
         </w:tc>
@@ -3294,6 +3482,13 @@
               </w:rPr>
               <w:t xml:space="preserve"> </w:t>
             </w:r>
+            <w:r>
+              <w:rPr>
+                <w:sz w:val="24"/>
+                <w:szCs w:val="24"/>
+              </w:rPr>
+              <w:t>frame rate</w:t>
+            </w:r>
           </w:p>
         </w:tc>
         <w:tc>
@@ -3325,6 +3520,13 @@
                 <w:szCs w:val="24"/>
               </w:rPr>
               <w:t xml:space="preserve"> </w:t>
+            </w:r>
+            <w:r>
+              <w:rPr>
+                <w:sz w:val="24"/>
+                <w:szCs w:val="24"/>
+              </w:rPr>
+              <w:t>Bildfrequenz</w:t>
             </w:r>
           </w:p>
         </w:tc>
@@ -3363,6 +3565,13 @@
               </w:rPr>
               <w:t xml:space="preserve"> </w:t>
             </w:r>
+            <w:r>
+              <w:rPr>
+                <w:sz w:val="24"/>
+                <w:szCs w:val="24"/>
+              </w:rPr>
+              <w:t>aspect ratio</w:t>
+            </w:r>
           </w:p>
         </w:tc>
         <w:tc>
@@ -3394,6 +3603,13 @@
                 <w:szCs w:val="24"/>
               </w:rPr>
               <w:t xml:space="preserve"> </w:t>
+            </w:r>
+            <w:r>
+              <w:rPr>
+                <w:sz w:val="24"/>
+                <w:szCs w:val="24"/>
+              </w:rPr>
+              <w:t>Seitenverhältnis</w:t>
             </w:r>
           </w:p>
         </w:tc>

--- a/Booklet_VOCAB_Loris_Monteleone.docx
+++ b/Booklet_VOCAB_Loris_Monteleone.docx
@@ -66,12 +66,21 @@
           <w:szCs w:val="24"/>
         </w:rPr>
       </w:pPr>
+      <w:proofErr w:type="gramStart"/>
       <w:r>
         <w:rPr>
           <w:sz w:val="24"/>
           <w:szCs w:val="24"/>
         </w:rPr>
-        <w:t xml:space="preserve">In order to instruct your colleague about your complex task, the needed skills, and possible technical issues, prepare and collect your vocabulary here. Some possible examples are given. If you need more lines, insert them to the table, but you have a minimum of </w:t>
+        <w:t>In order to</w:t>
+      </w:r>
+      <w:proofErr w:type="gramEnd"/>
+      <w:r>
+        <w:rPr>
+          <w:sz w:val="24"/>
+          <w:szCs w:val="24"/>
+        </w:rPr>
+        <w:t xml:space="preserve"> instruct your colleague about your complex task, the needed skills, and possible technical issues, prepare and collect your vocabulary here. Some possible examples are given. If you need more lines, insert them to the table, but you have a minimum of </w:t>
       </w:r>
       <w:r>
         <w:rPr>
@@ -330,6 +339,7 @@
                 <w:lang w:val="de-CH"/>
               </w:rPr>
             </w:pPr>
+            <w:proofErr w:type="spellStart"/>
             <w:r>
               <w:rPr>
                 <w:sz w:val="24"/>
@@ -338,6 +348,7 @@
               </w:rPr>
               <w:t>Entrauscher</w:t>
             </w:r>
+            <w:proofErr w:type="spellEnd"/>
           </w:p>
         </w:tc>
       </w:tr>
@@ -478,8 +489,19 @@
                 <w:sz w:val="24"/>
                 <w:szCs w:val="24"/>
               </w:rPr>
-              <w:t>Java-Entwicklungsumgebung</w:t>
-            </w:r>
+              <w:t>Java-</w:t>
+            </w:r>
+            <w:proofErr w:type="spellStart"/>
+            <w:r>
+              <w:rPr>
+                <w:b/>
+                <w:bCs/>
+                <w:sz w:val="24"/>
+                <w:szCs w:val="24"/>
+              </w:rPr>
+              <w:t>Entwicklungsumgebung</w:t>
+            </w:r>
+            <w:proofErr w:type="spellEnd"/>
           </w:p>
         </w:tc>
       </w:tr>
@@ -682,6 +704,7 @@
                 <w:szCs w:val="24"/>
               </w:rPr>
             </w:pPr>
+            <w:proofErr w:type="spellStart"/>
             <w:r>
               <w:rPr>
                 <w:sz w:val="24"/>
@@ -689,6 +712,7 @@
               </w:rPr>
               <w:t>Rauschunterdrückung</w:t>
             </w:r>
+            <w:proofErr w:type="spellEnd"/>
           </w:p>
         </w:tc>
       </w:tr>
@@ -751,6 +775,7 @@
                 <w:szCs w:val="24"/>
               </w:rPr>
             </w:pPr>
+            <w:proofErr w:type="spellStart"/>
             <w:r>
               <w:rPr>
                 <w:sz w:val="24"/>
@@ -758,6 +783,7 @@
               </w:rPr>
               <w:t>Eingabepfad</w:t>
             </w:r>
+            <w:proofErr w:type="spellEnd"/>
           </w:p>
         </w:tc>
       </w:tr>
@@ -820,6 +846,7 @@
                 <w:szCs w:val="24"/>
               </w:rPr>
             </w:pPr>
+            <w:proofErr w:type="spellStart"/>
             <w:r>
               <w:rPr>
                 <w:sz w:val="24"/>
@@ -827,6 +854,7 @@
               </w:rPr>
               <w:t>Helligkeit</w:t>
             </w:r>
+            <w:proofErr w:type="spellEnd"/>
           </w:p>
         </w:tc>
       </w:tr>
@@ -889,6 +917,7 @@
                 <w:szCs w:val="24"/>
               </w:rPr>
             </w:pPr>
+            <w:proofErr w:type="spellStart"/>
             <w:r>
               <w:rPr>
                 <w:sz w:val="24"/>
@@ -896,6 +925,7 @@
               </w:rPr>
               <w:t>Bildverarbeitung</w:t>
             </w:r>
+            <w:proofErr w:type="spellEnd"/>
           </w:p>
         </w:tc>
       </w:tr>
@@ -958,6 +988,7 @@
                 <w:szCs w:val="24"/>
               </w:rPr>
             </w:pPr>
+            <w:proofErr w:type="spellStart"/>
             <w:r>
               <w:rPr>
                 <w:sz w:val="24"/>
@@ -965,6 +996,7 @@
               </w:rPr>
               <w:t>Dateiausgabe</w:t>
             </w:r>
+            <w:proofErr w:type="spellEnd"/>
           </w:p>
         </w:tc>
       </w:tr>
@@ -1027,6 +1059,7 @@
                 <w:szCs w:val="24"/>
               </w:rPr>
             </w:pPr>
+            <w:proofErr w:type="spellStart"/>
             <w:r>
               <w:rPr>
                 <w:sz w:val="24"/>
@@ -1034,6 +1067,7 @@
               </w:rPr>
               <w:t>Speicherbelegung</w:t>
             </w:r>
+            <w:proofErr w:type="spellEnd"/>
           </w:p>
         </w:tc>
       </w:tr>
@@ -1096,6 +1130,7 @@
                 <w:szCs w:val="24"/>
               </w:rPr>
             </w:pPr>
+            <w:proofErr w:type="spellStart"/>
             <w:r>
               <w:rPr>
                 <w:sz w:val="24"/>
@@ -1103,6 +1138,7 @@
               </w:rPr>
               <w:t>Kontrast</w:t>
             </w:r>
+            <w:proofErr w:type="spellEnd"/>
           </w:p>
         </w:tc>
       </w:tr>
@@ -1245,8 +1281,17 @@
                 <w:sz w:val="24"/>
                 <w:szCs w:val="24"/>
               </w:rPr>
-              <w:t>auf Details achten</w:t>
-            </w:r>
+              <w:t xml:space="preserve">auf Details </w:t>
+            </w:r>
+            <w:proofErr w:type="spellStart"/>
+            <w:r>
+              <w:rPr>
+                <w:sz w:val="24"/>
+                <w:szCs w:val="24"/>
+              </w:rPr>
+              <w:t>achten</w:t>
+            </w:r>
+            <w:proofErr w:type="spellEnd"/>
           </w:p>
         </w:tc>
       </w:tr>
@@ -1323,12 +1368,21 @@
               </w:rPr>
               <w:t xml:space="preserve"> </w:t>
             </w:r>
-            <w:r>
-              <w:rPr>
-                <w:sz w:val="24"/>
-                <w:szCs w:val="24"/>
-              </w:rPr>
-              <w:t>logisches Denken</w:t>
+            <w:proofErr w:type="spellStart"/>
+            <w:r>
+              <w:rPr>
+                <w:sz w:val="24"/>
+                <w:szCs w:val="24"/>
+              </w:rPr>
+              <w:t>logisches</w:t>
+            </w:r>
+            <w:proofErr w:type="spellEnd"/>
+            <w:r>
+              <w:rPr>
+                <w:sz w:val="24"/>
+                <w:szCs w:val="24"/>
+              </w:rPr>
+              <w:t xml:space="preserve"> Denken</w:t>
             </w:r>
           </w:p>
         </w:tc>
@@ -1406,6 +1460,7 @@
               </w:rPr>
               <w:t xml:space="preserve"> </w:t>
             </w:r>
+            <w:proofErr w:type="spellStart"/>
             <w:r>
               <w:rPr>
                 <w:sz w:val="24"/>
@@ -1413,6 +1468,7 @@
               </w:rPr>
               <w:t>Problembehebung</w:t>
             </w:r>
+            <w:proofErr w:type="spellEnd"/>
           </w:p>
         </w:tc>
       </w:tr>
@@ -1482,6 +1538,7 @@
                 <w:szCs w:val="24"/>
               </w:rPr>
             </w:pPr>
+            <w:proofErr w:type="spellStart"/>
             <w:r>
               <w:rPr>
                 <w:sz w:val="24"/>
@@ -1489,6 +1546,7 @@
               </w:rPr>
               <w:t>Mustererkennung</w:t>
             </w:r>
+            <w:proofErr w:type="spellEnd"/>
           </w:p>
         </w:tc>
       </w:tr>
@@ -1565,6 +1623,7 @@
               </w:rPr>
               <w:t xml:space="preserve"> </w:t>
             </w:r>
+            <w:proofErr w:type="spellStart"/>
             <w:r>
               <w:rPr>
                 <w:sz w:val="24"/>
@@ -1572,6 +1631,7 @@
               </w:rPr>
               <w:t>Softwareüberprüfung</w:t>
             </w:r>
+            <w:proofErr w:type="spellEnd"/>
           </w:p>
         </w:tc>
       </w:tr>
@@ -1648,6 +1708,7 @@
               </w:rPr>
               <w:t xml:space="preserve"> </w:t>
             </w:r>
+            <w:proofErr w:type="spellStart"/>
             <w:r>
               <w:rPr>
                 <w:sz w:val="24"/>
@@ -1655,6 +1716,7 @@
               </w:rPr>
               <w:t>Ressourcenverwaltung</w:t>
             </w:r>
+            <w:proofErr w:type="spellEnd"/>
           </w:p>
         </w:tc>
       </w:tr>
@@ -1731,6 +1793,7 @@
               </w:rPr>
               <w:t xml:space="preserve"> </w:t>
             </w:r>
+            <w:proofErr w:type="spellStart"/>
             <w:r>
               <w:rPr>
                 <w:sz w:val="24"/>
@@ -1738,6 +1801,7 @@
               </w:rPr>
               <w:t>Datenanalyse</w:t>
             </w:r>
+            <w:proofErr w:type="spellEnd"/>
           </w:p>
         </w:tc>
       </w:tr>
@@ -1814,6 +1878,7 @@
               </w:rPr>
               <w:t xml:space="preserve"> </w:t>
             </w:r>
+            <w:proofErr w:type="spellStart"/>
             <w:r>
               <w:rPr>
                 <w:sz w:val="24"/>
@@ -1821,6 +1886,7 @@
               </w:rPr>
               <w:t>Zielgruppen-Profilierung</w:t>
             </w:r>
+            <w:proofErr w:type="spellEnd"/>
           </w:p>
         </w:tc>
       </w:tr>
@@ -1897,6 +1963,7 @@
               </w:rPr>
               <w:t xml:space="preserve"> </w:t>
             </w:r>
+            <w:proofErr w:type="spellStart"/>
             <w:r>
               <w:rPr>
                 <w:sz w:val="24"/>
@@ -1904,6 +1971,7 @@
               </w:rPr>
               <w:t>Ertragsoptimierung</w:t>
             </w:r>
+            <w:proofErr w:type="spellEnd"/>
           </w:p>
         </w:tc>
       </w:tr>
@@ -1981,6 +2049,7 @@
               </w:rPr>
               <w:t xml:space="preserve"> </w:t>
             </w:r>
+            <w:proofErr w:type="spellStart"/>
             <w:r>
               <w:rPr>
                 <w:sz w:val="24"/>
@@ -1988,6 +2057,7 @@
               </w:rPr>
               <w:t>Datenverkehrs-Messung</w:t>
             </w:r>
+            <w:proofErr w:type="spellEnd"/>
           </w:p>
         </w:tc>
       </w:tr>
@@ -2069,8 +2139,17 @@
                 <w:sz w:val="24"/>
                 <w:szCs w:val="24"/>
               </w:rPr>
-              <w:t>Layout-Anpassung</w:t>
-            </w:r>
+              <w:t>Layout-</w:t>
+            </w:r>
+            <w:proofErr w:type="spellStart"/>
+            <w:r>
+              <w:rPr>
+                <w:sz w:val="24"/>
+                <w:szCs w:val="24"/>
+              </w:rPr>
+              <w:t>Anpassung</w:t>
+            </w:r>
+            <w:proofErr w:type="spellEnd"/>
           </w:p>
         </w:tc>
       </w:tr>
@@ -2147,6 +2226,7 @@
               </w:rPr>
               <w:t xml:space="preserve"> </w:t>
             </w:r>
+            <w:proofErr w:type="spellStart"/>
             <w:r>
               <w:rPr>
                 <w:sz w:val="24"/>
@@ -2154,6 +2234,7 @@
               </w:rPr>
               <w:t>Leistungsüberwachung</w:t>
             </w:r>
+            <w:proofErr w:type="spellEnd"/>
           </w:p>
         </w:tc>
       </w:tr>
@@ -2194,7 +2275,27 @@
                 <w:sz w:val="24"/>
                 <w:szCs w:val="24"/>
               </w:rPr>
-              <w:t>Issues I have to deal with when something goes wrong:</w:t>
+              <w:t xml:space="preserve">Issues I </w:t>
+            </w:r>
+            <w:proofErr w:type="gramStart"/>
+            <w:r>
+              <w:rPr>
+                <w:b/>
+                <w:bCs/>
+                <w:sz w:val="24"/>
+                <w:szCs w:val="24"/>
+              </w:rPr>
+              <w:t>have to</w:t>
+            </w:r>
+            <w:proofErr w:type="gramEnd"/>
+            <w:r>
+              <w:rPr>
+                <w:b/>
+                <w:bCs/>
+                <w:sz w:val="24"/>
+                <w:szCs w:val="24"/>
+              </w:rPr>
+              <w:t xml:space="preserve"> deal with when something goes wrong:</w:t>
             </w:r>
           </w:p>
         </w:tc>
@@ -2296,8 +2397,33 @@
                 <w:sz w:val="24"/>
                 <w:szCs w:val="24"/>
               </w:rPr>
-              <w:t>Drucker Papierstau entfernen</w:t>
-            </w:r>
+              <w:t xml:space="preserve">Drucker </w:t>
+            </w:r>
+            <w:proofErr w:type="spellStart"/>
+            <w:r>
+              <w:rPr>
+                <w:sz w:val="24"/>
+                <w:szCs w:val="24"/>
+              </w:rPr>
+              <w:t>Papierstau</w:t>
+            </w:r>
+            <w:proofErr w:type="spellEnd"/>
+            <w:r>
+              <w:rPr>
+                <w:sz w:val="24"/>
+                <w:szCs w:val="24"/>
+              </w:rPr>
+              <w:t xml:space="preserve"> </w:t>
+            </w:r>
+            <w:proofErr w:type="spellStart"/>
+            <w:r>
+              <w:rPr>
+                <w:sz w:val="24"/>
+                <w:szCs w:val="24"/>
+              </w:rPr>
+              <w:t>entfernen</w:t>
+            </w:r>
+            <w:proofErr w:type="spellEnd"/>
           </w:p>
         </w:tc>
       </w:tr>
@@ -2374,6 +2500,7 @@
               </w:rPr>
               <w:t xml:space="preserve"> </w:t>
             </w:r>
+            <w:proofErr w:type="spellStart"/>
             <w:r>
               <w:rPr>
                 <w:sz w:val="24"/>
@@ -2381,6 +2508,7 @@
               </w:rPr>
               <w:t>Speicherleck</w:t>
             </w:r>
+            <w:proofErr w:type="spellEnd"/>
           </w:p>
         </w:tc>
       </w:tr>
@@ -2457,13 +2585,31 @@
               </w:rPr>
               <w:t xml:space="preserve"> </w:t>
             </w:r>
-            <w:r>
-              <w:rPr>
-                <w:sz w:val="24"/>
-                <w:szCs w:val="24"/>
-              </w:rPr>
-              <w:t>unbehandelter Ausnahmefehler</w:t>
-            </w:r>
+            <w:proofErr w:type="spellStart"/>
+            <w:r>
+              <w:rPr>
+                <w:sz w:val="24"/>
+                <w:szCs w:val="24"/>
+              </w:rPr>
+              <w:t>unbehandelter</w:t>
+            </w:r>
+            <w:proofErr w:type="spellEnd"/>
+            <w:r>
+              <w:rPr>
+                <w:sz w:val="24"/>
+                <w:szCs w:val="24"/>
+              </w:rPr>
+              <w:t xml:space="preserve"> </w:t>
+            </w:r>
+            <w:proofErr w:type="spellStart"/>
+            <w:r>
+              <w:rPr>
+                <w:sz w:val="24"/>
+                <w:szCs w:val="24"/>
+              </w:rPr>
+              <w:t>Ausnahmefehler</w:t>
+            </w:r>
+            <w:proofErr w:type="spellEnd"/>
           </w:p>
         </w:tc>
       </w:tr>
@@ -2506,7 +2652,7 @@
                 <w:sz w:val="24"/>
                 <w:szCs w:val="24"/>
               </w:rPr>
-              <w:t>corrupt image file</w:t>
+              <w:t>corrupt file</w:t>
             </w:r>
           </w:p>
         </w:tc>
@@ -2540,13 +2686,31 @@
               </w:rPr>
               <w:t xml:space="preserve"> </w:t>
             </w:r>
-            <w:r>
-              <w:rPr>
-                <w:sz w:val="24"/>
-                <w:szCs w:val="24"/>
-              </w:rPr>
-              <w:t>beschädigte Bilddatei</w:t>
-            </w:r>
+            <w:proofErr w:type="spellStart"/>
+            <w:r>
+              <w:rPr>
+                <w:sz w:val="24"/>
+                <w:szCs w:val="24"/>
+              </w:rPr>
+              <w:t>beschädigte</w:t>
+            </w:r>
+            <w:proofErr w:type="spellEnd"/>
+            <w:r>
+              <w:rPr>
+                <w:sz w:val="24"/>
+                <w:szCs w:val="24"/>
+              </w:rPr>
+              <w:t xml:space="preserve"> </w:t>
+            </w:r>
+            <w:proofErr w:type="spellStart"/>
+            <w:r>
+              <w:rPr>
+                <w:sz w:val="24"/>
+                <w:szCs w:val="24"/>
+              </w:rPr>
+              <w:t>datei</w:t>
+            </w:r>
+            <w:proofErr w:type="spellEnd"/>
           </w:p>
         </w:tc>
       </w:tr>
@@ -2623,6 +2787,7 @@
               </w:rPr>
               <w:t xml:space="preserve"> </w:t>
             </w:r>
+            <w:proofErr w:type="spellStart"/>
             <w:r>
               <w:rPr>
                 <w:sz w:val="24"/>
@@ -2630,6 +2795,7 @@
               </w:rPr>
               <w:t>Endlosschleife</w:t>
             </w:r>
+            <w:proofErr w:type="spellEnd"/>
           </w:p>
         </w:tc>
       </w:tr>
@@ -2706,13 +2872,31 @@
               </w:rPr>
               <w:t xml:space="preserve"> </w:t>
             </w:r>
-            <w:r>
-              <w:rPr>
-                <w:sz w:val="24"/>
-                <w:szCs w:val="24"/>
-              </w:rPr>
-              <w:t>unerwarteter Absturz</w:t>
-            </w:r>
+            <w:proofErr w:type="spellStart"/>
+            <w:r>
+              <w:rPr>
+                <w:sz w:val="24"/>
+                <w:szCs w:val="24"/>
+              </w:rPr>
+              <w:t>unerwarteter</w:t>
+            </w:r>
+            <w:proofErr w:type="spellEnd"/>
+            <w:r>
+              <w:rPr>
+                <w:sz w:val="24"/>
+                <w:szCs w:val="24"/>
+              </w:rPr>
+              <w:t xml:space="preserve"> </w:t>
+            </w:r>
+            <w:proofErr w:type="spellStart"/>
+            <w:r>
+              <w:rPr>
+                <w:sz w:val="24"/>
+                <w:szCs w:val="24"/>
+              </w:rPr>
+              <w:t>Absturz</w:t>
+            </w:r>
+            <w:proofErr w:type="spellEnd"/>
           </w:p>
         </w:tc>
       </w:tr>
@@ -2794,8 +2978,17 @@
                 <w:sz w:val="24"/>
                 <w:szCs w:val="24"/>
               </w:rPr>
-              <w:t>Array-Indexüberschreitung</w:t>
-            </w:r>
+              <w:t>Array-</w:t>
+            </w:r>
+            <w:proofErr w:type="spellStart"/>
+            <w:r>
+              <w:rPr>
+                <w:sz w:val="24"/>
+                <w:szCs w:val="24"/>
+              </w:rPr>
+              <w:t>Indexüberschreitung</w:t>
+            </w:r>
+            <w:proofErr w:type="spellEnd"/>
           </w:p>
         </w:tc>
       </w:tr>
@@ -2872,13 +3065,31 @@
               </w:rPr>
               <w:t xml:space="preserve"> </w:t>
             </w:r>
-            <w:r>
-              <w:rPr>
-                <w:sz w:val="24"/>
-                <w:szCs w:val="24"/>
-              </w:rPr>
-              <w:t>langsame Ladezeit</w:t>
-            </w:r>
+            <w:proofErr w:type="spellStart"/>
+            <w:r>
+              <w:rPr>
+                <w:sz w:val="24"/>
+                <w:szCs w:val="24"/>
+              </w:rPr>
+              <w:t>langsame</w:t>
+            </w:r>
+            <w:proofErr w:type="spellEnd"/>
+            <w:r>
+              <w:rPr>
+                <w:sz w:val="24"/>
+                <w:szCs w:val="24"/>
+              </w:rPr>
+              <w:t xml:space="preserve"> </w:t>
+            </w:r>
+            <w:proofErr w:type="spellStart"/>
+            <w:r>
+              <w:rPr>
+                <w:sz w:val="24"/>
+                <w:szCs w:val="24"/>
+              </w:rPr>
+              <w:t>Ladezeit</w:t>
+            </w:r>
+            <w:proofErr w:type="spellEnd"/>
           </w:p>
         </w:tc>
       </w:tr>
@@ -3016,6 +3227,7 @@
                 <w:szCs w:val="24"/>
               </w:rPr>
             </w:pPr>
+            <w:proofErr w:type="spellStart"/>
             <w:r>
               <w:rPr>
                 <w:sz w:val="24"/>
@@ -3023,6 +3235,7 @@
               </w:rPr>
               <w:t>Mahnung</w:t>
             </w:r>
+            <w:proofErr w:type="spellEnd"/>
           </w:p>
         </w:tc>
       </w:tr>
@@ -3099,6 +3312,7 @@
               </w:rPr>
               <w:t xml:space="preserve"> </w:t>
             </w:r>
+            <w:proofErr w:type="spellStart"/>
             <w:r>
               <w:rPr>
                 <w:sz w:val="24"/>
@@ -3106,6 +3320,7 @@
               </w:rPr>
               <w:t>Monetarisierung</w:t>
             </w:r>
+            <w:proofErr w:type="spellEnd"/>
           </w:p>
         </w:tc>
       </w:tr>
@@ -3182,6 +3397,7 @@
               </w:rPr>
               <w:t xml:space="preserve"> </w:t>
             </w:r>
+            <w:proofErr w:type="spellStart"/>
             <w:r>
               <w:rPr>
                 <w:sz w:val="24"/>
@@ -3189,6 +3405,7 @@
               </w:rPr>
               <w:t>Gebotsstrategie</w:t>
             </w:r>
+            <w:proofErr w:type="spellEnd"/>
           </w:p>
         </w:tc>
       </w:tr>
@@ -3265,12 +3482,21 @@
               </w:rPr>
               <w:t xml:space="preserve"> </w:t>
             </w:r>
-            <w:r>
-              <w:rPr>
-                <w:sz w:val="24"/>
-                <w:szCs w:val="24"/>
-              </w:rPr>
-              <w:t>Werbung Server</w:t>
+            <w:proofErr w:type="spellStart"/>
+            <w:r>
+              <w:rPr>
+                <w:sz w:val="24"/>
+                <w:szCs w:val="24"/>
+              </w:rPr>
+              <w:t>Werbung</w:t>
+            </w:r>
+            <w:proofErr w:type="spellEnd"/>
+            <w:r>
+              <w:rPr>
+                <w:sz w:val="24"/>
+                <w:szCs w:val="24"/>
+              </w:rPr>
+              <w:t xml:space="preserve"> Server</w:t>
             </w:r>
           </w:p>
         </w:tc>
@@ -3348,13 +3574,23 @@
               </w:rPr>
               <w:t xml:space="preserve"> </w:t>
             </w:r>
-            <w:r>
-              <w:rPr>
-                <w:sz w:val="24"/>
-                <w:szCs w:val="24"/>
-              </w:rPr>
-              <w:t xml:space="preserve">Werbungen </w:t>
-            </w:r>
+            <w:proofErr w:type="spellStart"/>
+            <w:r>
+              <w:rPr>
+                <w:sz w:val="24"/>
+                <w:szCs w:val="24"/>
+              </w:rPr>
+              <w:t>Werbungen</w:t>
+            </w:r>
+            <w:proofErr w:type="spellEnd"/>
+            <w:r>
+              <w:rPr>
+                <w:sz w:val="24"/>
+                <w:szCs w:val="24"/>
+              </w:rPr>
+              <w:t xml:space="preserve"> </w:t>
+            </w:r>
+            <w:proofErr w:type="spellStart"/>
             <w:r>
               <w:rPr>
                 <w:sz w:val="24"/>
@@ -3362,6 +3598,7 @@
               </w:rPr>
               <w:t>auktion</w:t>
             </w:r>
+            <w:proofErr w:type="spellEnd"/>
           </w:p>
         </w:tc>
       </w:tr>
@@ -3521,6 +3758,7 @@
               </w:rPr>
               <w:t xml:space="preserve"> </w:t>
             </w:r>
+            <w:proofErr w:type="spellStart"/>
             <w:r>
               <w:rPr>
                 <w:sz w:val="24"/>
@@ -3528,6 +3766,7 @@
               </w:rPr>
               <w:t>Bildfrequenz</w:t>
             </w:r>
+            <w:proofErr w:type="spellEnd"/>
           </w:p>
         </w:tc>
       </w:tr>
@@ -3604,6 +3843,7 @@
               </w:rPr>
               <w:t xml:space="preserve"> </w:t>
             </w:r>
+            <w:proofErr w:type="spellStart"/>
             <w:r>
               <w:rPr>
                 <w:sz w:val="24"/>
@@ -3611,6 +3851,7 @@
               </w:rPr>
               <w:t>Seitenverhältnis</w:t>
             </w:r>
+            <w:proofErr w:type="spellEnd"/>
           </w:p>
         </w:tc>
       </w:tr>
@@ -3676,8 +3917,8 @@
       </w:pPr>
     </w:p>
     <w:sectPr>
-      <w:headerReference w:type="default" r:id="rId6"/>
-      <w:footerReference w:type="default" r:id="rId7"/>
+      <w:headerReference w:type="default" r:id="rId7"/>
+      <w:footerReference w:type="default" r:id="rId8"/>
       <w:pgSz w:w="12240" w:h="15840"/>
       <w:pgMar w:top="1872" w:right="1440" w:bottom="1440" w:left="1440" w:header="720" w:footer="720" w:gutter="0"/>
       <w:pgNumType w:start="1"/>
@@ -3838,11 +4079,19 @@
         <w:lang w:val="de-CH"/>
       </w:rPr>
     </w:pPr>
+    <w:proofErr w:type="gramStart"/>
     <w:r>
       <w:rPr>
         <w:lang w:val="de-CH"/>
       </w:rPr>
-      <w:t>IT Department | English </w:t>
+      <w:t>IT Department</w:t>
+    </w:r>
+    <w:proofErr w:type="gramEnd"/>
+    <w:r>
+      <w:rPr>
+        <w:lang w:val="de-CH"/>
+      </w:rPr>
+      <w:t> | English </w:t>
     </w:r>
   </w:p>
 </w:hdr>
@@ -4364,6 +4613,7 @@
   <w:style w:type="character" w:default="1" w:styleId="Absatz-Standardschriftart">
     <w:name w:val="Default Paragraph Font"/>
     <w:uiPriority w:val="1"/>
+    <w:semiHidden/>
     <w:unhideWhenUsed/>
   </w:style>
   <w:style w:type="table" w:default="1" w:styleId="NormaleTabelle">
@@ -4759,4 +5009,16 @@
   </a:objectDefaults>
   <a:extraClrSchemeLst/>
 </a:theme>
+</file>
+
+<file path=customXml/item1.xml><?xml version="1.0" encoding="utf-8"?>
+<b:Sources xmlns:b="http://schemas.openxmlformats.org/officeDocument/2006/bibliography" xmlns="http://schemas.openxmlformats.org/officeDocument/2006/bibliography" SelectedStyle="\APASixthEditionOfficeOnline.xsl" StyleName="APA" Version="6"/>
+</file>
+
+<file path=customXml/itemProps1.xml><?xml version="1.0" encoding="utf-8"?>
+<ds:datastoreItem xmlns:ds="http://schemas.openxmlformats.org/officeDocument/2006/customXml" ds:itemID="{4BFA2C4D-4C32-4B6C-8110-EBE22E00EB83}">
+  <ds:schemaRefs>
+    <ds:schemaRef ds:uri="http://schemas.openxmlformats.org/officeDocument/2006/bibliography"/>
+  </ds:schemaRefs>
+</ds:datastoreItem>
 </file>
--- a/Booklet_VOCAB_Loris_Monteleone.docx
+++ b/Booklet_VOCAB_Loris_Monteleone.docx
@@ -307,8 +307,6 @@
             </w:pPr>
             <w:r>
               <w:rPr>
-                <w:b/>
-                <w:bCs/>
                 <w:lang w:val="en-GB"/>
               </w:rPr>
               <w:t>Denoiser</w:t>
@@ -451,11 +449,9 @@
             </w:pPr>
             <w:r>
               <w:rPr>
-                <w:b/>
-                <w:bCs/>
                 <w:lang w:val="en-GB"/>
               </w:rPr>
-              <w:t>JDK (Java Development Kit)</w:t>
+              <w:t>JDK</w:t>
             </w:r>
           </w:p>
         </w:tc>
@@ -484,8 +480,6 @@
             </w:pPr>
             <w:r>
               <w:rPr>
-                <w:b/>
-                <w:bCs/>
                 <w:sz w:val="24"/>
                 <w:szCs w:val="24"/>
               </w:rPr>
@@ -494,8 +488,6 @@
             <w:proofErr w:type="spellStart"/>
             <w:r>
               <w:rPr>
-                <w:b/>
-                <w:bCs/>
                 <w:sz w:val="24"/>
                 <w:szCs w:val="24"/>
               </w:rPr>
@@ -2100,7 +2092,7 @@
                 <w:sz w:val="24"/>
                 <w:szCs w:val="24"/>
               </w:rPr>
-              <w:t>layout adjustment</w:t>
+              <w:t>tracking</w:t>
             </w:r>
           </w:p>
         </w:tc>
@@ -2134,20 +2126,13 @@
               </w:rPr>
               <w:t xml:space="preserve"> </w:t>
             </w:r>
-            <w:r>
-              <w:rPr>
-                <w:sz w:val="24"/>
-                <w:szCs w:val="24"/>
-              </w:rPr>
-              <w:t>Layout-</w:t>
-            </w:r>
             <w:proofErr w:type="spellStart"/>
             <w:r>
               <w:rPr>
                 <w:sz w:val="24"/>
                 <w:szCs w:val="24"/>
               </w:rPr>
-              <w:t>Anpassung</w:t>
+              <w:t>Überwachung</w:t>
             </w:r>
             <w:proofErr w:type="spellEnd"/>
           </w:p>
@@ -2192,7 +2177,7 @@
                 <w:sz w:val="24"/>
                 <w:szCs w:val="24"/>
               </w:rPr>
-              <w:t>performance tracking</w:t>
+              <w:t xml:space="preserve">performance </w:t>
             </w:r>
           </w:p>
         </w:tc>
@@ -2232,7 +2217,7 @@
                 <w:sz w:val="24"/>
                 <w:szCs w:val="24"/>
               </w:rPr>
-              <w:t>Leistungsüberwachung</w:t>
+              <w:t>Leistung</w:t>
             </w:r>
             <w:proofErr w:type="spellEnd"/>
           </w:p>
@@ -2365,7 +2350,23 @@
                 <w:sz w:val="24"/>
                 <w:szCs w:val="24"/>
               </w:rPr>
-              <w:t>remove paper jams in the printer</w:t>
+              <w:t xml:space="preserve">Contact </w:t>
+            </w:r>
+            <w:proofErr w:type="gramStart"/>
+            <w:r>
+              <w:rPr>
+                <w:sz w:val="24"/>
+                <w:szCs w:val="24"/>
+              </w:rPr>
+              <w:t>an</w:t>
+            </w:r>
+            <w:proofErr w:type="gramEnd"/>
+            <w:r>
+              <w:rPr>
+                <w:sz w:val="24"/>
+                <w:szCs w:val="24"/>
+              </w:rPr>
+              <w:t xml:space="preserve"> lawyer</w:t>
             </w:r>
           </w:p>
         </w:tc>
@@ -2397,7 +2398,7 @@
                 <w:sz w:val="24"/>
                 <w:szCs w:val="24"/>
               </w:rPr>
-              <w:t xml:space="preserve">Drucker </w:t>
+              <w:t xml:space="preserve">Ein </w:t>
             </w:r>
             <w:proofErr w:type="spellStart"/>
             <w:r>
@@ -2405,7 +2406,7 @@
                 <w:sz w:val="24"/>
                 <w:szCs w:val="24"/>
               </w:rPr>
-              <w:t>Papierstau</w:t>
+              <w:t>Anwalt</w:t>
             </w:r>
             <w:proofErr w:type="spellEnd"/>
             <w:r>
@@ -2421,7 +2422,7 @@
                 <w:sz w:val="24"/>
                 <w:szCs w:val="24"/>
               </w:rPr>
-              <w:t>entfernen</w:t>
+              <w:t>kontaktieren</w:t>
             </w:r>
             <w:proofErr w:type="spellEnd"/>
           </w:p>
